--- a/samples/数字集成电路设计/课程资料/第1章 CMOS反相器/虚拟实验/实验1.4 传播延时与反相器链（驱动大负载） 实验指导书.docx
+++ b/samples/数字集成电路设计/课程资料/第1章 CMOS反相器/虚拟实验/实验1.4 传播延时与反相器链（驱动大负载） 实验指导书.docx
@@ -169,7 +169,7 @@
         <w:rPr>
           <w:rFonts w:ascii="Times New Roman" w:hAnsi="Times New Roman" w:eastAsia="宋体"/>
         </w:rPr>
-        <w:t>忽略自载（γ = 0）时最优 f = e ≈ 2.7；考虑自载后最优 f 约 3.6–4，因此 N ≈ ln F / ln 4。</w:t>
+        <w:t>最优 f 满足 f(ln f − 1) = γ：γ = 0 时 f = e ≈ 2.7，γ ≈ 1 时 f ≈ 3.6。工程上常取 f ≈ 4，得经验公式 N ≈ ln F / ln 4。本实验 γ = Cd/Cg ≈ 0.67，最优 f ≈ 3.3。</w:t>
       </w:r>
     </w:p>
     <w:p>
@@ -183,7 +183,7 @@
           <w:color w:val="5B6B75"/>
           <w:sz w:val="19"/>
         </w:rPr>
-        <w:t>Ignoring self-load (γ = 0) the optimum is f = e ≈ 2.7; with self-load the optimum is about 3.6–4, hence N ≈ ln F / ln 4.</w:t>
+        <w:t>The optimum f satisfies f(ln f − 1) = γ: f = e ≈ 2.7 for γ = 0 and f ≈ 3.6 for γ ≈ 1. Engineers often take f ≈ 4, giving the rule N ≈ ln F / ln 4. In this lab γ = Cd/Cg ≈ 0.67, so the optimum f ≈ 3.3.</w:t>
       </w:r>
     </w:p>
     <w:p>
@@ -432,7 +432,7 @@
         <w:rPr>
           <w:rFonts w:ascii="Times New Roman" w:hAnsi="Times New Roman" w:eastAsia="宋体"/>
         </w:rPr>
-        <w:t>1. CL = 10 pF，级数从 1 到 10 依次设置，读出每级扇出 f 和总延时，填表 1。</w:t>
+        <w:t>1. CL = 10 pF，级数从 1 到 8 依次设置，读出每级扇出 f 和总延时，填表 1。</w:t>
       </w:r>
       <w:r>
         <w:br/>
@@ -442,7 +442,7 @@
           <w:color w:val="5B6B75"/>
           <w:sz w:val="19"/>
         </w:rPr>
-        <w:t>CL = 10 pF: set N from 1 to 10 and record f and total delay in Table 1.</w:t>
+        <w:t>CL = 10 pF: set N from 1 to 8 and record f and total delay in Table 1.</w:t>
       </w:r>
     </w:p>
     <w:p>
@@ -453,7 +453,7 @@
         <w:rPr>
           <w:rFonts w:ascii="Times New Roman" w:hAnsi="Times New Roman" w:eastAsia="宋体"/>
         </w:rPr>
-        <w:t>2. 找出总延时最小的级数，与 ln F / ln 4 比较。</w:t>
+        <w:t>2. 找出总延时最小的级数，与经验公式 ln F / ln 4 比较，并用 γ ≈ 0.67 解释差别。</w:t>
       </w:r>
       <w:r>
         <w:br/>
@@ -463,7 +463,7 @@
           <w:color w:val="5B6B75"/>
           <w:sz w:val="19"/>
         </w:rPr>
-        <w:t>Find the N with the smallest delay and compare with ln F / ln 4.</w:t>
+        <w:t>Find the N with the smallest delay, compare with the rule ln F / ln 4, and explain the difference with γ ≈ 0.67.</w:t>
       </w:r>
     </w:p>
     <w:p>
@@ -1062,7 +1062,7 @@
                 <w:b/>
                 <w:sz w:val="19"/>
               </w:rPr>
-              <w:t>ln F / ln 4</w:t>
+              <w:t>ln F / ln 4（经验）</w:t>
             </w:r>
           </w:p>
         </w:tc>
@@ -1484,7 +1484,7 @@
         <w:rPr>
           <w:rFonts w:ascii="Times New Roman" w:hAnsi="Times New Roman" w:eastAsia="宋体"/>
         </w:rPr>
-        <w:t>芯片输出驱动约 10 pF 的总负载。(1) 最小对称反相器的输入电容和总扇出 F 各多少（参考：2.46 fF，F ≈ 4070）？(2) 单级驱动延时多大（参考：约 41 ns）？(3) 取 6 级时每级扇出和总延时多少（参考：f ≈ 4.0，约 279 ps）？要求输出与输入同相时应取几级？</w:t>
+        <w:t>芯片输出驱动约 10 pF 的总负载。(1) 最小对称反相器的输入电容和总扇出 F 各多少（参考：2.46 fF，F ≈ 4070）？(2) 单级驱动延时多大（参考：约 41 ns）？(3) 取 6 级（经验公式的结果）时每级扇出和总延时多少（参考：f ≈ 4.0，约 279 ps）？本模型真正最快的是几级（参考：7 级，f ≈ 3.3，约 275 ps）？要求输出与输入同相时应取几级？</w:t>
       </w:r>
     </w:p>
     <w:p>
@@ -1498,7 +1498,7 @@
           <w:color w:val="5B6B75"/>
           <w:sz w:val="19"/>
         </w:rPr>
-        <w:t>The chip output drives about 10 pF. (1) What are the minimum symmetric inverter’s input capacitance and the total fan-out F (reference: 2.46 fF, F ≈ 4070)? (2) What is the single-stage delay (reference: about 41 ns)? (3) With 6 stages, what are f and the total delay (reference: f ≈ 4.0, about 279 ps)? How many stages if the output must not be inverted?</w:t>
+        <w:t>The chip output drives about 10 pF. (1) What are the minimum symmetric inverter’s input capacitance and the total fan-out F (reference: 2.46 fF, F ≈ 4070)? (2) What is the single-stage delay (reference: about 41 ns)? (3) With 6 stages (the rule-of-thumb answer), what are f and the total delay (reference: f ≈ 4.0, about 279 ps)? Which N is truly fastest in this model (reference: 7, f ≈ 3.3, about 275 ps)? How many stages if the output must not be inverted?</w:t>
       </w:r>
     </w:p>
     <w:p>

--- a/samples/数字集成电路设计/课程资料/第1章 CMOS反相器/虚拟实验/实验1.4 传播延时与反相器链（驱动大负载） 实验指导书.docx
+++ b/samples/数字集成电路设计/课程资料/第1章 CMOS反相器/虚拟实验/实验1.4 传播延时与反相器链（驱动大负载） 实验指导书.docx
@@ -169,7 +169,7 @@
         <w:rPr>
           <w:rFonts w:ascii="Times New Roman" w:hAnsi="Times New Roman" w:eastAsia="宋体"/>
         </w:rPr>
-        <w:t>最优 f 满足 f(ln f − 1) = γ：γ = 0 时 f = e ≈ 2.7，γ ≈ 1 时 f ≈ 3.6。工程上常取 f ≈ 4，得经验公式 N ≈ ln F / ln 4。本实验 γ = Cd/Cg ≈ 0.67，最优 f ≈ 3.3。</w:t>
+        <w:t>最优 f 满足 f(ln f − 1) = γ：γ = 0 时 f = e ≈ 2.7，γ ≈ 1 时 f ≈ 3.6。工程上常取 f ≈ 4，得经验公式 N ≈ ln F / ln 4。本实验按 SKY130 校准，γ = Cd/Cg ≈ 1.54，最优 f ≈ 4.0。</w:t>
       </w:r>
     </w:p>
     <w:p>
@@ -183,7 +183,7 @@
           <w:color w:val="5B6B75"/>
           <w:sz w:val="19"/>
         </w:rPr>
-        <w:t>The optimum f satisfies f(ln f − 1) = γ: f = e ≈ 2.7 for γ = 0 and f ≈ 3.6 for γ ≈ 1. Engineers often take f ≈ 4, giving the rule N ≈ ln F / ln 4. In this lab γ = Cd/Cg ≈ 0.67, so the optimum f ≈ 3.3.</w:t>
+        <w:t>The optimum f satisfies f(ln f − 1) = γ: f = e ≈ 2.7 for γ = 0 and f ≈ 3.6 for γ ≈ 1. Engineers often take f ≈ 4, giving the rule N ≈ ln F / ln 4. Calibrated to SKY130, this lab has γ = Cd/Cg ≈ 1.54, so the optimum f ≈ 4.0.</w:t>
       </w:r>
     </w:p>
     <w:p>
@@ -219,7 +219,7 @@
         <w:rPr>
           <w:rFonts w:ascii="Times New Roman" w:hAnsi="Times New Roman" w:eastAsia="宋体"/>
         </w:rPr>
-        <w:t>模型参数（示意值，以后按 SKY130 校准）：VDD = 1.8 V，|VT| = 0.45 V，k′n = 90 μA/V²，k′p = 40 μA/V²，L = 0.15 μm，最小 W = 0.42 μm。</w:t>
+        <w:t>模型参数（按 SKY130 工艺库 tt、27 °C 校准的有效值，校准记录见生成脚本 calib/）：VDD = 1.8 V，|VT| = 0.55 V，k′n = 90 μA/V²，k′p = 39 μA/V²，L = 0.15 μm，最小 W = 0.42 μm。</w:t>
       </w:r>
     </w:p>
     <w:p>
@@ -233,7 +233,7 @@
           <w:color w:val="5B6B75"/>
           <w:sz w:val="19"/>
         </w:rPr>
-        <w:t>Model parameters (illustrative, to be calibrated to SKY130): VDD = 1.8 V, |VT| = 0.45 V, k′n = 90 μA/V², k′p = 40 μA/V², L = 0.15 μm, minimum W = 0.42 μm.</w:t>
+        <w:t>Model parameters (effective values calibrated to SKY130, tt, 27 °C; see calib/ in the build scripts): VDD = 1.8 V, |VT| = 0.55 V, k′n = 90 μA/V², k′p = 39 μA/V², L = 0.15 μm, minimum W = 0.42 μm.</w:t>
       </w:r>
     </w:p>
     <w:p>
@@ -453,7 +453,7 @@
         <w:rPr>
           <w:rFonts w:ascii="Times New Roman" w:hAnsi="Times New Roman" w:eastAsia="宋体"/>
         </w:rPr>
-        <w:t>2. 找出总延时最小的级数，与经验公式 ln F / ln 4 比较，并用 γ ≈ 0.67 解释差别。</w:t>
+        <w:t>2. 找出总延时最小的级数，与经验公式 ln F / ln 4 比较，并用 γ ≈ 1.54 说明二者为什么接近或不同。</w:t>
       </w:r>
       <w:r>
         <w:br/>
@@ -463,7 +463,7 @@
           <w:color w:val="5B6B75"/>
           <w:sz w:val="19"/>
         </w:rPr>
-        <w:t>Find the N with the smallest delay, compare with the rule ln F / ln 4, and explain the difference with γ ≈ 0.67.</w:t>
+        <w:t>Find the N with the smallest delay, compare with the rule ln F / ln 4, and use γ ≈ 1.54 to explain why they agree or differ.</w:t>
       </w:r>
     </w:p>
     <w:p>
@@ -1484,7 +1484,7 @@
         <w:rPr>
           <w:rFonts w:ascii="Times New Roman" w:hAnsi="Times New Roman" w:eastAsia="宋体"/>
         </w:rPr>
-        <w:t>芯片输出驱动约 10 pF 的总负载。(1) 最小对称反相器的输入电容和总扇出 F 各多少（参考：2.46 fF，F ≈ 4070）？(2) 单级驱动延时多大（参考：约 41 ns）？(3) 取 6 级（经验公式的结果）时每级扇出和总延时多少（参考：f ≈ 4.0，约 279 ps）？本模型真正最快的是几级（参考：7 级，f ≈ 3.3，约 275 ps）？要求输出与输入同相时应取几级？</w:t>
+        <w:t>芯片输出驱动约 10 pF 的总负载。(1) 最小对称反相器的输入电容和总扇出 F 各多少（参考：1.78 fF，F ≈ 5622）？(2) 单级驱动延时多大（参考：约 47 ns）？(3) 经验公式给出 ln F / ln 4 ≈ 6.2；本模型最快的是几级，每级扇出和总延时多少（参考：6 级，f ≈ 4.2，约 291 ps）？满足 0.3 ns 的最少级数是几（参考：6 级）？要求输出与输入同相时应取几级？</w:t>
       </w:r>
     </w:p>
     <w:p>
@@ -1498,7 +1498,7 @@
           <w:color w:val="5B6B75"/>
           <w:sz w:val="19"/>
         </w:rPr>
-        <w:t>The chip output drives about 10 pF. (1) What are the minimum symmetric inverter’s input capacitance and the total fan-out F (reference: 2.46 fF, F ≈ 4070)? (2) What is the single-stage delay (reference: about 41 ns)? (3) With 6 stages (the rule-of-thumb answer), what are f and the total delay (reference: f ≈ 4.0, about 279 ps)? Which N is truly fastest in this model (reference: 7, f ≈ 3.3, about 275 ps)? How many stages if the output must not be inverted?</w:t>
+        <w:t>The chip output drives about 10 pF. (1) What are the minimum symmetric inverter’s input capacitance and the total fan-out F (reference: 1.78 fF, F ≈ 5622)? (2) What is the single-stage delay (reference: about 47 ns)? (3) The rule gives ln F / ln 4 ≈ 6.2. Which N is fastest in this model, and what are f and the total delay (reference: 6 stages, f ≈ 4.2, about 291 ps)? What is the fewest number of stages meeting 0.3 ns (reference: 6)? How many stages if the output must not be inverted?</w:t>
       </w:r>
     </w:p>
     <w:p>

--- a/samples/数字集成电路设计/课程资料/第1章 CMOS反相器/虚拟实验/实验1.4 传播延时与反相器链（驱动大负载） 实验指导书.docx
+++ b/samples/数字集成电路设计/课程资料/第1章 CMOS反相器/虚拟实验/实验1.4 传播延时与反相器链（驱动大负载） 实验指导书.docx
@@ -169,7 +169,7 @@
         <w:rPr>
           <w:rFonts w:ascii="Times New Roman" w:hAnsi="Times New Roman" w:eastAsia="宋体"/>
         </w:rPr>
-        <w:t>最优 f 满足 f(ln f − 1) = γ：γ = 0 时 f = e ≈ 2.7，γ ≈ 1 时 f ≈ 3.6。工程上常取 f ≈ 4，得经验公式 N ≈ ln F / ln 4。本实验按 SKY130 校准，γ = Cd/Cg ≈ 1.54，最优 f ≈ 4.0。</w:t>
+        <w:t>最优 f 满足 f(ln f − 1) = γ：γ = 0 时 f = e ≈ 2.7，γ ≈ 1 时 f ≈ 3.6。工程上常取 f ≈ 4，得经验公式 N ≈ ln F / ln 4。本实验按 SKY130 校准，γ = Cd/Cg ≈ 1.58，最优 f ≈ 4.0。</w:t>
       </w:r>
     </w:p>
     <w:p>
@@ -183,7 +183,7 @@
           <w:color w:val="5B6B75"/>
           <w:sz w:val="19"/>
         </w:rPr>
-        <w:t>The optimum f satisfies f(ln f − 1) = γ: f = e ≈ 2.7 for γ = 0 and f ≈ 3.6 for γ ≈ 1. Engineers often take f ≈ 4, giving the rule N ≈ ln F / ln 4. Calibrated to SKY130, this lab has γ = Cd/Cg ≈ 1.54, so the optimum f ≈ 4.0.</w:t>
+        <w:t>The optimum f satisfies f(ln f − 1) = γ: f = e ≈ 2.7 for γ = 0 and f ≈ 3.6 for γ ≈ 1. Engineers often take f ≈ 4, giving the rule N ≈ ln F / ln 4. Calibrated to SKY130, this lab has γ = Cd/Cg ≈ 1.58, so the optimum f ≈ 4.0.</w:t>
       </w:r>
     </w:p>
     <w:p>
@@ -219,7 +219,7 @@
         <w:rPr>
           <w:rFonts w:ascii="Times New Roman" w:hAnsi="Times New Roman" w:eastAsia="宋体"/>
         </w:rPr>
-        <w:t>模型参数（按 SKY130 工艺库 tt、27 °C 校准的有效值，校准记录见生成脚本 calib/）：VDD = 1.8 V，|VT| = 0.55 V，k′n = 90 μA/V²，k′p = 39 μA/V²，L = 0.15 μm，最小 W = 0.42 μm。</w:t>
+        <w:t>模型参数（按 SKY130 工艺库 tt、27 °C 校准的有效值，校准记录见生成脚本 calib/）：VDD = 1.8 V，|VT| = 0.55 V，k′n = 84 μA/V²，k′p = 35 μA/V²，L = 0.15 μm，最小 W = 0.42 μm。</w:t>
       </w:r>
     </w:p>
     <w:p>
@@ -233,7 +233,7 @@
           <w:color w:val="5B6B75"/>
           <w:sz w:val="19"/>
         </w:rPr>
-        <w:t>Model parameters (effective values calibrated to SKY130, tt, 27 °C; see calib/ in the build scripts): VDD = 1.8 V, |VT| = 0.55 V, k′n = 90 μA/V², k′p = 39 μA/V², L = 0.15 μm, minimum W = 0.42 μm.</w:t>
+        <w:t>Model parameters (effective values calibrated to SKY130, tt, 27 °C; see calib/ in the build scripts): VDD = 1.8 V, |VT| = 0.55 V, k′n = 84 μA/V², k′p = 35 μA/V², L = 0.15 μm, minimum W = 0.42 μm.</w:t>
       </w:r>
     </w:p>
     <w:p>
@@ -453,7 +453,7 @@
         <w:rPr>
           <w:rFonts w:ascii="Times New Roman" w:hAnsi="Times New Roman" w:eastAsia="宋体"/>
         </w:rPr>
-        <w:t>2. 找出总延时最小的级数，与经验公式 ln F / ln 4 比较，并用 γ ≈ 1.54 说明二者为什么接近或不同。</w:t>
+        <w:t>2. 找出总延时最小的级数，与经验公式 ln F / ln 4 比较，并用 γ ≈ 1.58 说明二者为什么接近或不同。</w:t>
       </w:r>
       <w:r>
         <w:br/>
@@ -463,7 +463,7 @@
           <w:color w:val="5B6B75"/>
           <w:sz w:val="19"/>
         </w:rPr>
-        <w:t>Find the N with the smallest delay, compare with the rule ln F / ln 4, and use γ ≈ 1.54 to explain why they agree or differ.</w:t>
+        <w:t>Find the N with the smallest delay, compare with the rule ln F / ln 4, and use γ ≈ 1.58 to explain why they agree or differ.</w:t>
       </w:r>
     </w:p>
     <w:p>
@@ -474,7 +474,7 @@
         <w:rPr>
           <w:rFonts w:ascii="Times New Roman" w:hAnsi="Times New Roman" w:eastAsia="宋体"/>
         </w:rPr>
-        <w:t>3. 找出延时小于 0.3 ns 的最少级数。</w:t>
+        <w:t>3. 找出延时小于 0.35 ns 的最少级数，它和最快的级数一样吗？</w:t>
       </w:r>
       <w:r>
         <w:br/>
@@ -484,7 +484,7 @@
           <w:color w:val="5B6B75"/>
           <w:sz w:val="19"/>
         </w:rPr>
-        <w:t>Find the fewest stages that give a delay under 0.3 ns.</w:t>
+        <w:t>Find the fewest stages that give a delay under 0.35 ns. Is it the same as the fastest N?</w:t>
       </w:r>
     </w:p>
     <w:p>
@@ -1484,7 +1484,7 @@
         <w:rPr>
           <w:rFonts w:ascii="Times New Roman" w:hAnsi="Times New Roman" w:eastAsia="宋体"/>
         </w:rPr>
-        <w:t>芯片输出驱动约 10 pF 的总负载。(1) 最小对称反相器的输入电容和总扇出 F 各多少（参考：1.78 fF，F ≈ 5622）？(2) 单级驱动延时多大（参考：约 47 ns）？(3) 经验公式给出 ln F / ln 4 ≈ 6.2；本模型最快的是几级，每级扇出和总延时多少（参考：6 级，f ≈ 4.2，约 291 ps）？满足 0.3 ns 的最少级数是几（参考：6 级）？要求输出与输入同相时应取几级？</w:t>
+        <w:t>芯片输出驱动约 10 pF 的总负载。(1) 最小对称反相器的输入电容和总扇出 F 各多少（参考：1.80 fF，F ≈ 5556）？(2) 单级驱动延时多大（参考：约 50 ns）？(3) 经验公式给出 ln F / ln 4 ≈ 6.2；本模型最快的是几级，每级扇出和总延时多少（参考：6 级，f ≈ 4.2，约 315 ps）？满足 0.35 ns 的最少级数是几（参考：5 级）？要求输出与输入同相时应取几级？</w:t>
       </w:r>
     </w:p>
     <w:p>
@@ -1498,7 +1498,7 @@
           <w:color w:val="5B6B75"/>
           <w:sz w:val="19"/>
         </w:rPr>
-        <w:t>The chip output drives about 10 pF. (1) What are the minimum symmetric inverter’s input capacitance and the total fan-out F (reference: 1.78 fF, F ≈ 5622)? (2) What is the single-stage delay (reference: about 47 ns)? (3) The rule gives ln F / ln 4 ≈ 6.2. Which N is fastest in this model, and what are f and the total delay (reference: 6 stages, f ≈ 4.2, about 291 ps)? What is the fewest number of stages meeting 0.3 ns (reference: 6)? How many stages if the output must not be inverted?</w:t>
+        <w:t>The chip output drives about 10 pF. (1) What are the minimum symmetric inverter’s input capacitance and the total fan-out F (reference: 1.80 fF, F ≈ 5556)? (2) What is the single-stage delay (reference: about 50 ns)? (3) The rule gives ln F / ln 4 ≈ 6.2. Which N is fastest in this model, and what are f and the total delay (reference: 6 stages, f ≈ 4.2, about 315 ps)? What is the fewest number of stages meeting 0.35 ns (reference: 5)? How many stages if the output must not be inverted?</w:t>
       </w:r>
     </w:p>
     <w:p>
